--- a/docs/31519_doc.docx
+++ b/docs/31519_doc.docx
@@ -218,7 +218,7 @@
         <w:rPr>
           <w:sz w:val="20"/>
         </w:rPr>
-        <w:instrText xml:space="preserve"> HYPERLINK \l _Toc23176 </w:instrText>
+        <w:instrText xml:space="preserve"> HYPERLINK \l _Toc844 </w:instrText>
       </w:r>
       <w:r>
         <w:rPr>
@@ -248,7 +248,7 @@
         <w:rPr>
           <w:sz w:val="20"/>
         </w:rPr>
-        <w:instrText xml:space="preserve"> PAGEREF _Toc23176 \h </w:instrText>
+        <w:instrText xml:space="preserve"> PAGEREF _Toc844 \h </w:instrText>
       </w:r>
       <w:r>
         <w:rPr>
@@ -296,7 +296,7 @@
         <w:rPr>
           <w:sz w:val="20"/>
         </w:rPr>
-        <w:instrText xml:space="preserve"> HYPERLINK \l _Toc11039 </w:instrText>
+        <w:instrText xml:space="preserve"> HYPERLINK \l _Toc9859 </w:instrText>
       </w:r>
       <w:r>
         <w:rPr>
@@ -326,7 +326,7 @@
         <w:rPr>
           <w:sz w:val="20"/>
         </w:rPr>
-        <w:instrText xml:space="preserve"> PAGEREF _Toc11039 \h </w:instrText>
+        <w:instrText xml:space="preserve"> PAGEREF _Toc9859 \h </w:instrText>
       </w:r>
       <w:r>
         <w:rPr>
@@ -374,7 +374,7 @@
         <w:rPr>
           <w:sz w:val="20"/>
         </w:rPr>
-        <w:instrText xml:space="preserve"> HYPERLINK \l _Toc21719 </w:instrText>
+        <w:instrText xml:space="preserve"> HYPERLINK \l _Toc761 </w:instrText>
       </w:r>
       <w:r>
         <w:rPr>
@@ -404,7 +404,7 @@
         <w:rPr>
           <w:sz w:val="20"/>
         </w:rPr>
-        <w:instrText xml:space="preserve"> PAGEREF _Toc21719 \h </w:instrText>
+        <w:instrText xml:space="preserve"> PAGEREF _Toc761 \h </w:instrText>
       </w:r>
       <w:r>
         <w:rPr>
@@ -452,7 +452,7 @@
         <w:rPr>
           <w:sz w:val="20"/>
         </w:rPr>
-        <w:instrText xml:space="preserve"> HYPERLINK \l _Toc4643 </w:instrText>
+        <w:instrText xml:space="preserve"> HYPERLINK \l _Toc8887 </w:instrText>
       </w:r>
       <w:r>
         <w:rPr>
@@ -482,7 +482,7 @@
         <w:rPr>
           <w:sz w:val="20"/>
         </w:rPr>
-        <w:instrText xml:space="preserve"> PAGEREF _Toc4643 \h </w:instrText>
+        <w:instrText xml:space="preserve"> PAGEREF _Toc8887 \h </w:instrText>
       </w:r>
       <w:r>
         <w:rPr>
@@ -530,7 +530,7 @@
         <w:rPr>
           <w:sz w:val="20"/>
         </w:rPr>
-        <w:instrText xml:space="preserve"> HYPERLINK \l _Toc17425 </w:instrText>
+        <w:instrText xml:space="preserve"> HYPERLINK \l _Toc19920 </w:instrText>
       </w:r>
       <w:r>
         <w:rPr>
@@ -560,7 +560,7 @@
         <w:rPr>
           <w:sz w:val="20"/>
         </w:rPr>
-        <w:instrText xml:space="preserve"> PAGEREF _Toc17425 \h </w:instrText>
+        <w:instrText xml:space="preserve"> PAGEREF _Toc19920 \h </w:instrText>
       </w:r>
       <w:r>
         <w:rPr>
@@ -608,7 +608,7 @@
         <w:rPr>
           <w:sz w:val="20"/>
         </w:rPr>
-        <w:instrText xml:space="preserve"> HYPERLINK \l _Toc25921 </w:instrText>
+        <w:instrText xml:space="preserve"> HYPERLINK \l _Toc28792 </w:instrText>
       </w:r>
       <w:r>
         <w:rPr>
@@ -638,7 +638,7 @@
         <w:rPr>
           <w:sz w:val="20"/>
         </w:rPr>
-        <w:instrText xml:space="preserve"> PAGEREF _Toc25921 \h </w:instrText>
+        <w:instrText xml:space="preserve"> PAGEREF _Toc28792 \h </w:instrText>
       </w:r>
       <w:r>
         <w:rPr>
@@ -686,7 +686,7 @@
         <w:rPr>
           <w:sz w:val="20"/>
         </w:rPr>
-        <w:instrText xml:space="preserve"> HYPERLINK \l _Toc16247 </w:instrText>
+        <w:instrText xml:space="preserve"> HYPERLINK \l _Toc5077 </w:instrText>
       </w:r>
       <w:r>
         <w:rPr>
@@ -716,7 +716,7 @@
         <w:rPr>
           <w:sz w:val="20"/>
         </w:rPr>
-        <w:instrText xml:space="preserve"> PAGEREF _Toc16247 \h </w:instrText>
+        <w:instrText xml:space="preserve"> PAGEREF _Toc5077 \h </w:instrText>
       </w:r>
       <w:r>
         <w:rPr>
@@ -764,7 +764,7 @@
         <w:rPr>
           <w:sz w:val="20"/>
         </w:rPr>
-        <w:instrText xml:space="preserve"> HYPERLINK \l _Toc3958 </w:instrText>
+        <w:instrText xml:space="preserve"> HYPERLINK \l _Toc25139 </w:instrText>
       </w:r>
       <w:r>
         <w:rPr>
@@ -794,7 +794,7 @@
         <w:rPr>
           <w:sz w:val="20"/>
         </w:rPr>
-        <w:instrText xml:space="preserve"> PAGEREF _Toc3958 \h </w:instrText>
+        <w:instrText xml:space="preserve"> PAGEREF _Toc25139 \h </w:instrText>
       </w:r>
       <w:r>
         <w:rPr>
@@ -842,7 +842,7 @@
         <w:rPr>
           <w:sz w:val="20"/>
         </w:rPr>
-        <w:instrText xml:space="preserve"> HYPERLINK \l _Toc31687 </w:instrText>
+        <w:instrText xml:space="preserve"> HYPERLINK \l _Toc32364 </w:instrText>
       </w:r>
       <w:r>
         <w:rPr>
@@ -872,7 +872,7 @@
         <w:rPr>
           <w:sz w:val="20"/>
         </w:rPr>
-        <w:instrText xml:space="preserve"> PAGEREF _Toc31687 \h </w:instrText>
+        <w:instrText xml:space="preserve"> PAGEREF _Toc32364 \h </w:instrText>
       </w:r>
       <w:r>
         <w:rPr>
@@ -920,7 +920,7 @@
         <w:rPr>
           <w:sz w:val="20"/>
         </w:rPr>
-        <w:instrText xml:space="preserve"> HYPERLINK \l _Toc31062 </w:instrText>
+        <w:instrText xml:space="preserve"> HYPERLINK \l _Toc16824 </w:instrText>
       </w:r>
       <w:r>
         <w:rPr>
@@ -950,7 +950,7 @@
         <w:rPr>
           <w:sz w:val="20"/>
         </w:rPr>
-        <w:instrText xml:space="preserve"> PAGEREF _Toc31062 \h </w:instrText>
+        <w:instrText xml:space="preserve"> PAGEREF _Toc16824 \h </w:instrText>
       </w:r>
       <w:r>
         <w:rPr>
@@ -998,7 +998,7 @@
         <w:rPr>
           <w:sz w:val="20"/>
         </w:rPr>
-        <w:instrText xml:space="preserve"> HYPERLINK \l _Toc29395 </w:instrText>
+        <w:instrText xml:space="preserve"> HYPERLINK \l _Toc26140 </w:instrText>
       </w:r>
       <w:r>
         <w:rPr>
@@ -1028,7 +1028,7 @@
         <w:rPr>
           <w:sz w:val="20"/>
         </w:rPr>
-        <w:instrText xml:space="preserve"> PAGEREF _Toc29395 \h </w:instrText>
+        <w:instrText xml:space="preserve"> PAGEREF _Toc26140 \h </w:instrText>
       </w:r>
       <w:r>
         <w:rPr>
@@ -1076,7 +1076,7 @@
         <w:rPr>
           <w:sz w:val="20"/>
         </w:rPr>
-        <w:instrText xml:space="preserve"> HYPERLINK \l _Toc17106 </w:instrText>
+        <w:instrText xml:space="preserve"> HYPERLINK \l _Toc19335 </w:instrText>
       </w:r>
       <w:r>
         <w:rPr>
@@ -1106,7 +1106,7 @@
         <w:rPr>
           <w:sz w:val="20"/>
         </w:rPr>
-        <w:instrText xml:space="preserve"> PAGEREF _Toc17106 \h </w:instrText>
+        <w:instrText xml:space="preserve"> PAGEREF _Toc19335 \h </w:instrText>
       </w:r>
       <w:r>
         <w:rPr>
@@ -1154,7 +1154,7 @@
         <w:rPr>
           <w:sz w:val="20"/>
         </w:rPr>
-        <w:instrText xml:space="preserve"> HYPERLINK \l _Toc9374 </w:instrText>
+        <w:instrText xml:space="preserve"> HYPERLINK \l _Toc2866 </w:instrText>
       </w:r>
       <w:r>
         <w:rPr>
@@ -1184,7 +1184,7 @@
         <w:rPr>
           <w:sz w:val="20"/>
         </w:rPr>
-        <w:instrText xml:space="preserve"> PAGEREF _Toc9374 \h </w:instrText>
+        <w:instrText xml:space="preserve"> PAGEREF _Toc2866 \h </w:instrText>
       </w:r>
       <w:r>
         <w:rPr>
@@ -1232,7 +1232,7 @@
         <w:rPr>
           <w:sz w:val="20"/>
         </w:rPr>
-        <w:instrText xml:space="preserve"> HYPERLINK \l _Toc13395 </w:instrText>
+        <w:instrText xml:space="preserve"> HYPERLINK \l _Toc1371 </w:instrText>
       </w:r>
       <w:r>
         <w:rPr>
@@ -1262,7 +1262,7 @@
         <w:rPr>
           <w:sz w:val="20"/>
         </w:rPr>
-        <w:instrText xml:space="preserve"> PAGEREF _Toc13395 \h </w:instrText>
+        <w:instrText xml:space="preserve"> PAGEREF _Toc1371 \h </w:instrText>
       </w:r>
       <w:r>
         <w:rPr>
@@ -1310,7 +1310,7 @@
         <w:rPr>
           <w:sz w:val="20"/>
         </w:rPr>
-        <w:instrText xml:space="preserve"> HYPERLINK \l _Toc9882 </w:instrText>
+        <w:instrText xml:space="preserve"> HYPERLINK \l _Toc4249 </w:instrText>
       </w:r>
       <w:r>
         <w:rPr>
@@ -1340,7 +1340,7 @@
         <w:rPr>
           <w:sz w:val="20"/>
         </w:rPr>
-        <w:instrText xml:space="preserve"> PAGEREF _Toc9882 \h </w:instrText>
+        <w:instrText xml:space="preserve"> PAGEREF _Toc4249 \h </w:instrText>
       </w:r>
       <w:r>
         <w:rPr>
@@ -1388,7 +1388,7 @@
         <w:rPr>
           <w:sz w:val="20"/>
         </w:rPr>
-        <w:instrText xml:space="preserve"> HYPERLINK \l _Toc27009 </w:instrText>
+        <w:instrText xml:space="preserve"> HYPERLINK \l _Toc21026 </w:instrText>
       </w:r>
       <w:r>
         <w:rPr>
@@ -1418,7 +1418,7 @@
         <w:rPr>
           <w:sz w:val="20"/>
         </w:rPr>
-        <w:instrText xml:space="preserve"> PAGEREF _Toc27009 \h </w:instrText>
+        <w:instrText xml:space="preserve"> PAGEREF _Toc21026 \h </w:instrText>
       </w:r>
       <w:r>
         <w:rPr>
@@ -1466,7 +1466,7 @@
         <w:rPr>
           <w:sz w:val="20"/>
         </w:rPr>
-        <w:instrText xml:space="preserve"> HYPERLINK \l _Toc6599 </w:instrText>
+        <w:instrText xml:space="preserve"> HYPERLINK \l _Toc12907 </w:instrText>
       </w:r>
       <w:r>
         <w:rPr>
@@ -1496,7 +1496,7 @@
         <w:rPr>
           <w:sz w:val="20"/>
         </w:rPr>
-        <w:instrText xml:space="preserve"> PAGEREF _Toc6599 \h </w:instrText>
+        <w:instrText xml:space="preserve"> PAGEREF _Toc12907 \h </w:instrText>
       </w:r>
       <w:r>
         <w:rPr>
@@ -1544,7 +1544,7 @@
         <w:rPr>
           <w:sz w:val="20"/>
         </w:rPr>
-        <w:instrText xml:space="preserve"> HYPERLINK \l _Toc2927 </w:instrText>
+        <w:instrText xml:space="preserve"> HYPERLINK \l _Toc30419 </w:instrText>
       </w:r>
       <w:r>
         <w:rPr>
@@ -1574,7 +1574,7 @@
         <w:rPr>
           <w:sz w:val="20"/>
         </w:rPr>
-        <w:instrText xml:space="preserve"> PAGEREF _Toc2927 \h </w:instrText>
+        <w:instrText xml:space="preserve"> PAGEREF _Toc30419 \h </w:instrText>
       </w:r>
       <w:r>
         <w:rPr>
@@ -1622,7 +1622,7 @@
         <w:rPr>
           <w:sz w:val="20"/>
         </w:rPr>
-        <w:instrText xml:space="preserve"> HYPERLINK \l _Toc9913 </w:instrText>
+        <w:instrText xml:space="preserve"> HYPERLINK \l _Toc15873 </w:instrText>
       </w:r>
       <w:r>
         <w:rPr>
@@ -1652,7 +1652,7 @@
         <w:rPr>
           <w:sz w:val="20"/>
         </w:rPr>
-        <w:instrText xml:space="preserve"> PAGEREF _Toc9913 \h </w:instrText>
+        <w:instrText xml:space="preserve"> PAGEREF _Toc15873 \h </w:instrText>
       </w:r>
       <w:r>
         <w:rPr>
@@ -1700,7 +1700,7 @@
         <w:rPr>
           <w:sz w:val="20"/>
         </w:rPr>
-        <w:instrText xml:space="preserve"> HYPERLINK \l _Toc23815 </w:instrText>
+        <w:instrText xml:space="preserve"> HYPERLINK \l _Toc7862 </w:instrText>
       </w:r>
       <w:r>
         <w:rPr>
@@ -1730,7 +1730,7 @@
         <w:rPr>
           <w:sz w:val="20"/>
         </w:rPr>
-        <w:instrText xml:space="preserve"> PAGEREF _Toc23815 \h </w:instrText>
+        <w:instrText xml:space="preserve"> PAGEREF _Toc7862 \h </w:instrText>
       </w:r>
       <w:r>
         <w:rPr>
@@ -1778,7 +1778,7 @@
         <w:rPr>
           <w:sz w:val="20"/>
         </w:rPr>
-        <w:instrText xml:space="preserve"> HYPERLINK \l _Toc22220 </w:instrText>
+        <w:instrText xml:space="preserve"> HYPERLINK \l _Toc16268 </w:instrText>
       </w:r>
       <w:r>
         <w:rPr>
@@ -1808,7 +1808,7 @@
         <w:rPr>
           <w:sz w:val="20"/>
         </w:rPr>
-        <w:instrText xml:space="preserve"> PAGEREF _Toc22220 \h </w:instrText>
+        <w:instrText xml:space="preserve"> PAGEREF _Toc16268 \h </w:instrText>
       </w:r>
       <w:r>
         <w:rPr>
@@ -1856,7 +1856,7 @@
         <w:rPr>
           <w:sz w:val="20"/>
         </w:rPr>
-        <w:instrText xml:space="preserve"> HYPERLINK \l _Toc13283 </w:instrText>
+        <w:instrText xml:space="preserve"> HYPERLINK \l _Toc8983 </w:instrText>
       </w:r>
       <w:r>
         <w:rPr>
@@ -1886,7 +1886,7 @@
         <w:rPr>
           <w:sz w:val="20"/>
         </w:rPr>
-        <w:instrText xml:space="preserve"> PAGEREF _Toc13283 \h </w:instrText>
+        <w:instrText xml:space="preserve"> PAGEREF _Toc8983 \h </w:instrText>
       </w:r>
       <w:r>
         <w:rPr>
@@ -1934,7 +1934,7 @@
         <w:rPr>
           <w:sz w:val="20"/>
         </w:rPr>
-        <w:instrText xml:space="preserve"> HYPERLINK \l _Toc7191 </w:instrText>
+        <w:instrText xml:space="preserve"> HYPERLINK \l _Toc14723 </w:instrText>
       </w:r>
       <w:r>
         <w:rPr>
@@ -1964,7 +1964,7 @@
         <w:rPr>
           <w:sz w:val="20"/>
         </w:rPr>
-        <w:instrText xml:space="preserve"> PAGEREF _Toc7191 \h </w:instrText>
+        <w:instrText xml:space="preserve"> PAGEREF _Toc14723 \h </w:instrText>
       </w:r>
       <w:r>
         <w:rPr>
@@ -2012,7 +2012,7 @@
         <w:rPr>
           <w:sz w:val="20"/>
         </w:rPr>
-        <w:instrText xml:space="preserve"> HYPERLINK \l _Toc2306 </w:instrText>
+        <w:instrText xml:space="preserve"> HYPERLINK \l _Toc14724 </w:instrText>
       </w:r>
       <w:r>
         <w:rPr>
@@ -2042,7 +2042,7 @@
         <w:rPr>
           <w:sz w:val="20"/>
         </w:rPr>
-        <w:instrText xml:space="preserve"> PAGEREF _Toc2306 \h </w:instrText>
+        <w:instrText xml:space="preserve"> PAGEREF _Toc14724 \h </w:instrText>
       </w:r>
       <w:r>
         <w:rPr>
@@ -2090,7 +2090,7 @@
         <w:rPr>
           <w:sz w:val="20"/>
         </w:rPr>
-        <w:instrText xml:space="preserve"> HYPERLINK \l _Toc9692 </w:instrText>
+        <w:instrText xml:space="preserve"> HYPERLINK \l _Toc7269 </w:instrText>
       </w:r>
       <w:r>
         <w:rPr>
@@ -2120,7 +2120,7 @@
         <w:rPr>
           <w:sz w:val="20"/>
         </w:rPr>
-        <w:instrText xml:space="preserve"> PAGEREF _Toc9692 \h </w:instrText>
+        <w:instrText xml:space="preserve"> PAGEREF _Toc7269 \h </w:instrText>
       </w:r>
       <w:r>
         <w:rPr>
@@ -2168,7 +2168,7 @@
         <w:rPr>
           <w:sz w:val="20"/>
         </w:rPr>
-        <w:instrText xml:space="preserve"> HYPERLINK \l _Toc26606 </w:instrText>
+        <w:instrText xml:space="preserve"> HYPERLINK \l _Toc1282 </w:instrText>
       </w:r>
       <w:r>
         <w:rPr>
@@ -2198,7 +2198,7 @@
         <w:rPr>
           <w:sz w:val="20"/>
         </w:rPr>
-        <w:instrText xml:space="preserve"> PAGEREF _Toc26606 \h </w:instrText>
+        <w:instrText xml:space="preserve"> PAGEREF _Toc1282 \h </w:instrText>
       </w:r>
       <w:r>
         <w:rPr>
@@ -2269,7 +2269,7 @@
         <w:fldChar w:fldCharType="begin"/>
       </w:r>
       <w:r>
-        <w:instrText xml:space="preserve"> HYPERLINK \l _Toc30804 </w:instrText>
+        <w:instrText xml:space="preserve"> HYPERLINK \l _Toc10714 </w:instrText>
       </w:r>
       <w:r>
         <w:fldChar w:fldCharType="separate"/>
@@ -2284,7 +2284,7 @@
         <w:fldChar w:fldCharType="begin"/>
       </w:r>
       <w:r>
-        <w:instrText xml:space="preserve"> PAGEREF _Toc30804 \h </w:instrText>
+        <w:instrText xml:space="preserve"> PAGEREF _Toc10714 \h </w:instrText>
       </w:r>
       <w:r>
         <w:fldChar w:fldCharType="separate"/>
@@ -2310,7 +2310,7 @@
         <w:fldChar w:fldCharType="begin"/>
       </w:r>
       <w:r>
-        <w:instrText xml:space="preserve"> HYPERLINK \l _Toc32029 </w:instrText>
+        <w:instrText xml:space="preserve"> HYPERLINK \l _Toc16629 </w:instrText>
       </w:r>
       <w:r>
         <w:fldChar w:fldCharType="separate"/>
@@ -2325,7 +2325,7 @@
         <w:fldChar w:fldCharType="begin"/>
       </w:r>
       <w:r>
-        <w:instrText xml:space="preserve"> PAGEREF _Toc32029 \h </w:instrText>
+        <w:instrText xml:space="preserve"> PAGEREF _Toc16629 \h </w:instrText>
       </w:r>
       <w:r>
         <w:fldChar w:fldCharType="separate"/>
@@ -2351,7 +2351,7 @@
         <w:fldChar w:fldCharType="begin"/>
       </w:r>
       <w:r>
-        <w:instrText xml:space="preserve"> HYPERLINK \l _Toc15748 </w:instrText>
+        <w:instrText xml:space="preserve"> HYPERLINK \l _Toc11994 </w:instrText>
       </w:r>
       <w:r>
         <w:fldChar w:fldCharType="separate"/>
@@ -2366,7 +2366,7 @@
         <w:fldChar w:fldCharType="begin"/>
       </w:r>
       <w:r>
-        <w:instrText xml:space="preserve"> PAGEREF _Toc15748 \h </w:instrText>
+        <w:instrText xml:space="preserve"> PAGEREF _Toc11994 \h </w:instrText>
       </w:r>
       <w:r>
         <w:fldChar w:fldCharType="separate"/>
@@ -2392,7 +2392,7 @@
         <w:fldChar w:fldCharType="begin"/>
       </w:r>
       <w:r>
-        <w:instrText xml:space="preserve"> HYPERLINK \l _Toc12233 </w:instrText>
+        <w:instrText xml:space="preserve"> HYPERLINK \l _Toc17348 </w:instrText>
       </w:r>
       <w:r>
         <w:fldChar w:fldCharType="separate"/>
@@ -2407,7 +2407,7 @@
         <w:fldChar w:fldCharType="begin"/>
       </w:r>
       <w:r>
-        <w:instrText xml:space="preserve"> PAGEREF _Toc12233 \h </w:instrText>
+        <w:instrText xml:space="preserve"> PAGEREF _Toc17348 \h </w:instrText>
       </w:r>
       <w:r>
         <w:fldChar w:fldCharType="separate"/>
@@ -2433,7 +2433,7 @@
         <w:fldChar w:fldCharType="begin"/>
       </w:r>
       <w:r>
-        <w:instrText xml:space="preserve"> HYPERLINK \l _Toc14946 </w:instrText>
+        <w:instrText xml:space="preserve"> HYPERLINK \l _Toc30076 </w:instrText>
       </w:r>
       <w:r>
         <w:fldChar w:fldCharType="separate"/>
@@ -2448,7 +2448,7 @@
         <w:fldChar w:fldCharType="begin"/>
       </w:r>
       <w:r>
-        <w:instrText xml:space="preserve"> PAGEREF _Toc14946 \h </w:instrText>
+        <w:instrText xml:space="preserve"> PAGEREF _Toc30076 \h </w:instrText>
       </w:r>
       <w:r>
         <w:fldChar w:fldCharType="separate"/>
@@ -2474,7 +2474,7 @@
         <w:fldChar w:fldCharType="begin"/>
       </w:r>
       <w:r>
-        <w:instrText xml:space="preserve"> HYPERLINK \l _Toc18401 </w:instrText>
+        <w:instrText xml:space="preserve"> HYPERLINK \l _Toc18640 </w:instrText>
       </w:r>
       <w:r>
         <w:fldChar w:fldCharType="separate"/>
@@ -2489,7 +2489,7 @@
         <w:fldChar w:fldCharType="begin"/>
       </w:r>
       <w:r>
-        <w:instrText xml:space="preserve"> PAGEREF _Toc18401 \h </w:instrText>
+        <w:instrText xml:space="preserve"> PAGEREF _Toc18640 \h </w:instrText>
       </w:r>
       <w:r>
         <w:fldChar w:fldCharType="separate"/>
@@ -2515,7 +2515,7 @@
         <w:fldChar w:fldCharType="begin"/>
       </w:r>
       <w:r>
-        <w:instrText xml:space="preserve"> HYPERLINK \l _Toc2794 </w:instrText>
+        <w:instrText xml:space="preserve"> HYPERLINK \l _Toc28631 </w:instrText>
       </w:r>
       <w:r>
         <w:fldChar w:fldCharType="separate"/>
@@ -2530,7 +2530,7 @@
         <w:fldChar w:fldCharType="begin"/>
       </w:r>
       <w:r>
-        <w:instrText xml:space="preserve"> PAGEREF _Toc2794 \h </w:instrText>
+        <w:instrText xml:space="preserve"> PAGEREF _Toc28631 \h </w:instrText>
       </w:r>
       <w:r>
         <w:fldChar w:fldCharType="separate"/>
@@ -2556,7 +2556,7 @@
         <w:fldChar w:fldCharType="begin"/>
       </w:r>
       <w:r>
-        <w:instrText xml:space="preserve"> HYPERLINK \l _Toc31466 </w:instrText>
+        <w:instrText xml:space="preserve"> HYPERLINK \l _Toc2928 </w:instrText>
       </w:r>
       <w:r>
         <w:fldChar w:fldCharType="separate"/>
@@ -2571,7 +2571,7 @@
         <w:fldChar w:fldCharType="begin"/>
       </w:r>
       <w:r>
-        <w:instrText xml:space="preserve"> PAGEREF _Toc31466 \h </w:instrText>
+        <w:instrText xml:space="preserve"> PAGEREF _Toc2928 \h </w:instrText>
       </w:r>
       <w:r>
         <w:fldChar w:fldCharType="separate"/>
@@ -2597,7 +2597,7 @@
         <w:fldChar w:fldCharType="begin"/>
       </w:r>
       <w:r>
-        <w:instrText xml:space="preserve"> HYPERLINK \l _Toc5995 </w:instrText>
+        <w:instrText xml:space="preserve"> HYPERLINK \l _Toc12700 </w:instrText>
       </w:r>
       <w:r>
         <w:fldChar w:fldCharType="separate"/>
@@ -2612,7 +2612,7 @@
         <w:fldChar w:fldCharType="begin"/>
       </w:r>
       <w:r>
-        <w:instrText xml:space="preserve"> PAGEREF _Toc5995 \h </w:instrText>
+        <w:instrText xml:space="preserve"> PAGEREF _Toc12700 \h </w:instrText>
       </w:r>
       <w:r>
         <w:fldChar w:fldCharType="separate"/>
@@ -2638,7 +2638,7 @@
         <w:fldChar w:fldCharType="begin"/>
       </w:r>
       <w:r>
-        <w:instrText xml:space="preserve"> HYPERLINK \l _Toc12099 </w:instrText>
+        <w:instrText xml:space="preserve"> HYPERLINK \l _Toc10134 </w:instrText>
       </w:r>
       <w:r>
         <w:fldChar w:fldCharType="separate"/>
@@ -2653,7 +2653,7 @@
         <w:fldChar w:fldCharType="begin"/>
       </w:r>
       <w:r>
-        <w:instrText xml:space="preserve"> PAGEREF _Toc12099 \h </w:instrText>
+        <w:instrText xml:space="preserve"> PAGEREF _Toc10134 \h </w:instrText>
       </w:r>
       <w:r>
         <w:fldChar w:fldCharType="separate"/>
@@ -2679,7 +2679,7 @@
         <w:fldChar w:fldCharType="begin"/>
       </w:r>
       <w:r>
-        <w:instrText xml:space="preserve"> HYPERLINK \l _Toc4585 </w:instrText>
+        <w:instrText xml:space="preserve"> HYPERLINK \l _Toc30179 </w:instrText>
       </w:r>
       <w:r>
         <w:fldChar w:fldCharType="separate"/>
@@ -2694,7 +2694,7 @@
         <w:fldChar w:fldCharType="begin"/>
       </w:r>
       <w:r>
-        <w:instrText xml:space="preserve"> PAGEREF _Toc4585 \h </w:instrText>
+        <w:instrText xml:space="preserve"> PAGEREF _Toc30179 \h </w:instrText>
       </w:r>
       <w:r>
         <w:fldChar w:fldCharType="separate"/>
@@ -2723,7 +2723,7 @@
       <w:pPr>
         <w:pStyle w:val="2"/>
       </w:pPr>
-      <w:bookmarkStart w:id="0" w:name="_Toc23176"/>
+      <w:bookmarkStart w:id="0" w:name="_Toc844"/>
       <w:r>
         <w:t>1 Introdução e enquadramento</w:t>
       </w:r>
@@ -2739,17 +2739,14 @@
     </w:p>
     <w:p>
       <w:r>
-        <w:rPr>
-          <w:b w:val="0"/>
-        </w:rPr>
-        <w:t>O projeto foi realizado individualmente, no âmbito da unidade curricular de Integração de Sistemas de Informação. O cenário é fictício, mas representa dificuldades comuns quando uma organização utiliza várias aplicações ou ficheiros sem um modelo de dados uniforme.</w:t>
+        <w:t>Realizei este projeto individualmente, no âmbito da unidade curricular de Integração de Sistemas de Informação. O cenário é fictício, mas representa dificuldades comuns quando uma organização utiliza várias aplicações ou ficheiros sem um modelo de dados uniforme.</w:t>
       </w:r>
     </w:p>
     <w:p>
       <w:pPr>
         <w:pStyle w:val="3"/>
       </w:pPr>
-      <w:bookmarkStart w:id="1" w:name="_Toc11039"/>
+      <w:bookmarkStart w:id="1" w:name="_Toc9859"/>
       <w:r>
         <w:t>1.1 Objetivos e âmbito</w:t>
       </w:r>
@@ -2775,7 +2772,7 @@
       <w:pPr>
         <w:pStyle w:val="3"/>
       </w:pPr>
-      <w:bookmarkStart w:id="2" w:name="_Toc21719"/>
+      <w:bookmarkStart w:id="2" w:name="_Toc761"/>
       <w:r>
         <w:t>1.2 Resultado principal</w:t>
       </w:r>
@@ -2783,10 +2780,7 @@
     </w:p>
     <w:p>
       <w:r>
-        <w:rPr>
-          <w:b w:val="0"/>
-        </w:rPr>
-        <w:t>A execução com os dados fornecidos produz 140 intervenções aceites, correspondentes a 222,50 horas de trabalho e a um custo total simulado de 21 187,15 €. Os registos que não cumprem os critérios são separados, preservando o motivo da rejeição. Repetir o job mantém 140 intervenções na tabela de destino, sem duplicar os identificadores.</w:t>
+        <w:t>A execução com os dados de teste produz 140 intervenções aceites, correspondentes a 222,50 horas de trabalho e a um custo total simulado de 21 187,15 €. Os registos que não cumprem os critérios são separados, preservando o motivo da rejeição. Repetir o job mantém 140 intervenções na tabela de destino, sem duplicar os identificadores.</w:t>
       </w:r>
     </w:p>
     <w:p>
@@ -2798,7 +2792,7 @@
       <w:pPr>
         <w:pStyle w:val="3"/>
       </w:pPr>
-      <w:bookmarkStart w:id="3" w:name="_Toc4643"/>
+      <w:bookmarkStart w:id="3" w:name="_Toc8887"/>
       <w:r>
         <w:t>1.3 Organização do relatório</w:t>
       </w:r>
@@ -2818,7 +2812,7 @@
       <w:pPr>
         <w:pStyle w:val="2"/>
       </w:pPr>
-      <w:bookmarkStart w:id="4" w:name="_Toc17425"/>
+      <w:bookmarkStart w:id="4" w:name="_Toc19920"/>
       <w:r>
         <w:t>2 Problema e dados utilizados</w:t>
       </w:r>
@@ -3326,7 +3320,7 @@
       <w:pPr>
         <w:pStyle w:val="3"/>
       </w:pPr>
-      <w:bookmarkStart w:id="5" w:name="_Toc25921"/>
+      <w:bookmarkStart w:id="5" w:name="_Toc28792"/>
       <w:r>
         <w:t>2.1 Problemas introduzidos para teste</w:t>
       </w:r>
@@ -3344,7 +3338,7 @@
       <w:pPr>
         <w:pStyle w:val="3"/>
       </w:pPr>
-      <w:bookmarkStart w:id="6" w:name="_Toc16247"/>
+      <w:bookmarkStart w:id="6" w:name="_Toc5077"/>
       <w:r>
         <w:t>2.2 Decisões de negócio</w:t>
       </w:r>
@@ -3375,7 +3369,7 @@
       <w:pPr>
         <w:pStyle w:val="2"/>
       </w:pPr>
-      <w:bookmarkStart w:id="7" w:name="_Toc3958"/>
+      <w:bookmarkStart w:id="7" w:name="_Toc25139"/>
       <w:r>
         <w:t>3 Estratégia e arquitetura da solução</w:t>
       </w:r>
@@ -3453,7 +3447,7 @@
       <w:r>
         <w:fldChar w:fldCharType="end"/>
       </w:r>
-      <w:bookmarkStart w:id="8" w:name="_Toc30804"/>
+      <w:bookmarkStart w:id="8" w:name="_Toc10714"/>
       <w:r>
         <w:t xml:space="preserve"> — Arquitetura funcional da solução e circulação dos dados</w:t>
       </w:r>
@@ -3849,7 +3843,7 @@
       <w:pPr>
         <w:pStyle w:val="2"/>
       </w:pPr>
-      <w:bookmarkStart w:id="9" w:name="_Toc31687"/>
+      <w:bookmarkStart w:id="9" w:name="_Toc32364"/>
       <w:r>
         <w:t>4 Fontes e preparação dos dados</w:t>
       </w:r>
@@ -3930,7 +3924,7 @@
       <w:r>
         <w:fldChar w:fldCharType="end"/>
       </w:r>
-      <w:bookmarkStart w:id="10" w:name="_Toc32029"/>
+      <w:bookmarkStart w:id="10" w:name="_Toc16629"/>
       <w:r>
         <w:t xml:space="preserve"> — Excertos dos ficheiros de entrada CSV JSON e XML</w:t>
       </w:r>
@@ -3961,7 +3955,7 @@
       <w:pPr>
         <w:pStyle w:val="2"/>
       </w:pPr>
-      <w:bookmarkStart w:id="11" w:name="_Toc31062"/>
+      <w:bookmarkStart w:id="11" w:name="_Toc16824"/>
       <w:r>
         <w:t>5 Transformações desenvolvidas</w:t>
       </w:r>
@@ -3971,7 +3965,7 @@
       <w:pPr>
         <w:pStyle w:val="3"/>
       </w:pPr>
-      <w:bookmarkStart w:id="12" w:name="_Toc29395"/>
+      <w:bookmarkStart w:id="12" w:name="_Toc26140"/>
       <w:r>
         <w:t>5.1 Preparação dos clientes</w:t>
       </w:r>
@@ -4052,7 +4046,7 @@
       <w:r>
         <w:fldChar w:fldCharType="end"/>
       </w:r>
-      <w:bookmarkStart w:id="13" w:name="_Toc15748"/>
+      <w:bookmarkStart w:id="13" w:name="_Toc11994"/>
       <w:r>
         <w:t xml:space="preserve"> — Esquema da transformação de clientes com ramo de avisos</w:t>
       </w:r>
@@ -4104,7 +4098,7 @@
       <w:pPr>
         <w:pStyle w:val="3"/>
       </w:pPr>
-      <w:bookmarkStart w:id="14" w:name="_Toc17106"/>
+      <w:bookmarkStart w:id="14" w:name="_Toc19335"/>
       <w:r>
         <w:t>5.2 Preparação dos veículos</w:t>
       </w:r>
@@ -4198,7 +4192,7 @@
       <w:r>
         <w:fldChar w:fldCharType="end"/>
       </w:r>
-      <w:bookmarkStart w:id="15" w:name="_Toc12233"/>
+      <w:bookmarkStart w:id="15" w:name="_Toc17348"/>
       <w:r>
         <w:t xml:space="preserve"> — Esquema da transformação de veículos e procura de proprietário</w:t>
       </w:r>
@@ -4237,7 +4231,7 @@
       <w:pPr>
         <w:pStyle w:val="3"/>
       </w:pPr>
-      <w:bookmarkStart w:id="16" w:name="_Toc9374"/>
+      <w:bookmarkStart w:id="16" w:name="_Toc2866"/>
       <w:r>
         <w:t>5.3 Validação e integração das intervenções</w:t>
       </w:r>
@@ -4318,7 +4312,7 @@
       <w:r>
         <w:fldChar w:fldCharType="end"/>
       </w:r>
-      <w:bookmarkStart w:id="17" w:name="_Toc14946"/>
+      <w:bookmarkStart w:id="17" w:name="_Toc30076"/>
       <w:r>
         <w:t xml:space="preserve"> — Esquema da validação das intervenções até à carga na base de dados</w:t>
       </w:r>
@@ -4357,7 +4351,7 @@
       <w:pPr>
         <w:pStyle w:val="3"/>
       </w:pPr>
-      <w:bookmarkStart w:id="18" w:name="_Toc13395"/>
+      <w:bookmarkStart w:id="18" w:name="_Toc1371"/>
       <w:r>
         <w:t>5.4 Cálculo de custos e persistência</w:t>
       </w:r>
@@ -4617,7 +4611,7 @@
         <w:pStyle w:val="3"/>
         <w:pageBreakBefore/>
       </w:pPr>
-      <w:bookmarkStart w:id="19" w:name="_Toc9882"/>
+      <w:bookmarkStart w:id="19" w:name="_Toc4249"/>
       <w:r>
         <w:t>5.5 Resumos mensal e por serviço</w:t>
       </w:r>
@@ -4698,7 +4692,7 @@
       <w:r>
         <w:fldChar w:fldCharType="end"/>
       </w:r>
-      <w:bookmarkStart w:id="20" w:name="_Toc18401"/>
+      <w:bookmarkStart w:id="20" w:name="_Toc18640"/>
       <w:r>
         <w:t xml:space="preserve"> — Dois ramos de agregação com cópia completa das intervenções</w:t>
       </w:r>
@@ -4793,7 +4787,7 @@
       <w:r>
         <w:fldChar w:fldCharType="end"/>
       </w:r>
-      <w:bookmarkStart w:id="21" w:name="_Toc2794"/>
+      <w:bookmarkStart w:id="21" w:name="_Toc28631"/>
       <w:r>
         <w:t xml:space="preserve"> — Excerto do resumo mensal exportado em CSV</w:t>
       </w:r>
@@ -4815,7 +4809,7 @@
         <w:pStyle w:val="3"/>
         <w:pageBreakBefore/>
       </w:pPr>
-      <w:bookmarkStart w:id="22" w:name="_Toc27009"/>
+      <w:bookmarkStart w:id="22" w:name="_Toc21026"/>
       <w:r>
         <w:t>5.6 Consulta detalhada das intervenções</w:t>
       </w:r>
@@ -5770,7 +5764,7 @@
         <w:pStyle w:val="2"/>
         <w:pageBreakBefore/>
       </w:pPr>
-      <w:bookmarkStart w:id="23" w:name="_Toc6599"/>
+      <w:bookmarkStart w:id="23" w:name="_Toc12907"/>
       <w:r>
         <w:t>6 Jobs e controlo da execução</w:t>
       </w:r>
@@ -5851,7 +5845,7 @@
       <w:r>
         <w:fldChar w:fldCharType="end"/>
       </w:r>
-      <w:bookmarkStart w:id="24" w:name="_Toc31466"/>
+      <w:bookmarkStart w:id="24" w:name="_Toc2928"/>
       <w:r>
         <w:t xml:space="preserve"> — Sequência do job principal e encaminhamento de falhas técnicas</w:t>
       </w:r>
@@ -5869,7 +5863,7 @@
       <w:pPr>
         <w:pStyle w:val="3"/>
       </w:pPr>
-      <w:bookmarkStart w:id="25" w:name="_Toc2927"/>
+      <w:bookmarkStart w:id="25" w:name="_Toc30419"/>
       <w:r>
         <w:t>6.1 Teste de falha controlada</w:t>
       </w:r>
@@ -5900,7 +5894,7 @@
       <w:pPr>
         <w:pStyle w:val="2"/>
       </w:pPr>
-      <w:bookmarkStart w:id="26" w:name="_Toc9913"/>
+      <w:bookmarkStart w:id="26" w:name="_Toc15873"/>
       <w:r>
         <w:t>7 Validação e resultados obtidos</w:t>
       </w:r>
@@ -7141,7 +7135,7 @@
       <w:r>
         <w:fldChar w:fldCharType="end"/>
       </w:r>
-      <w:bookmarkStart w:id="27" w:name="_Toc5995"/>
+      <w:bookmarkStart w:id="27" w:name="_Toc12700"/>
       <w:r>
         <w:t xml:space="preserve"> — Evidência nos logs do sucesso do job e da falha controlada</w:t>
       </w:r>
@@ -7156,7 +7150,7 @@
       <w:pPr>
         <w:pStyle w:val="3"/>
       </w:pPr>
-      <w:bookmarkStart w:id="28" w:name="_Toc23815"/>
+      <w:bookmarkStart w:id="28" w:name="_Toc7862"/>
       <w:r>
         <w:t>7.1 Indicadores e leitura dos resultados</w:t>
       </w:r>
@@ -8850,7 +8844,7 @@
       <w:pPr>
         <w:pStyle w:val="3"/>
       </w:pPr>
-      <w:bookmarkStart w:id="29" w:name="_Toc22220"/>
+      <w:bookmarkStart w:id="29" w:name="_Toc16268"/>
       <w:r>
         <w:t>7.2 Comparação entre serviços</w:t>
       </w:r>
@@ -10165,7 +10159,7 @@
       <w:pPr>
         <w:pStyle w:val="2"/>
       </w:pPr>
-      <w:bookmarkStart w:id="30" w:name="_Toc13283"/>
+      <w:bookmarkStart w:id="30" w:name="_Toc8983"/>
       <w:r>
         <w:t>8 Representação visual no Power BI</w:t>
       </w:r>
@@ -10246,7 +10240,7 @@
       <w:r>
         <w:fldChar w:fldCharType="end"/>
       </w:r>
-      <w:bookmarkStart w:id="31" w:name="_Toc12099"/>
+      <w:bookmarkStart w:id="31" w:name="_Toc10134"/>
       <w:r>
         <w:t xml:space="preserve"> — Captura do relatório Power BI durante a construção da página</w:t>
       </w:r>
@@ -10264,7 +10258,7 @@
       <w:pPr>
         <w:pStyle w:val="3"/>
       </w:pPr>
-      <w:bookmarkStart w:id="32" w:name="_Toc7191"/>
+      <w:bookmarkStart w:id="32" w:name="_Toc14723"/>
       <w:r>
         <w:t>8.1 Tipos de dados</w:t>
       </w:r>
@@ -10280,7 +10274,7 @@
         <w:pStyle w:val="2"/>
         <w:pageBreakBefore/>
       </w:pPr>
-      <w:bookmarkStart w:id="33" w:name="_Toc2306"/>
+      <w:bookmarkStart w:id="33" w:name="_Toc14724"/>
       <w:r>
         <w:t>Vídeo de demonstração</w:t>
       </w:r>
@@ -10399,7 +10393,7 @@
       <w:r>
         <w:fldChar w:fldCharType="end"/>
       </w:r>
-      <w:bookmarkStart w:id="34" w:name="_Toc4585"/>
+      <w:bookmarkStart w:id="34" w:name="_Toc30179"/>
       <w:r>
         <w:t xml:space="preserve"> — QR Code do vídeo de demonstração</w:t>
       </w:r>
@@ -10433,7 +10427,7 @@
         <w:pStyle w:val="2"/>
         <w:pageBreakBefore/>
       </w:pPr>
-      <w:bookmarkStart w:id="35" w:name="_Toc9692"/>
+      <w:bookmarkStart w:id="35" w:name="_Toc7269"/>
       <w:r>
         <w:t>Referências bibliográficas</w:t>
       </w:r>
@@ -10486,10 +10480,7 @@
     </w:p>
     <w:p>
       <w:r>
-        <w:rPr>
-          <w:b w:val="0"/>
-        </w:rPr>
-        <w:t>Consulta das referências web em 20 de outubro de 2026. Os esquemas foram elaborados a partir dos ficheiros KTR e KJB do projeto. Os excertos de dados e logs provêm dos ficheiros do trabalho. As capturas do Power BI foram fornecidas pelo autor durante a construção do relatório visual.</w:t>
+        <w:t>Consultei as referências web em 20 de outubro de 2026. Elaborei os esquemas a partir dos ficheiros KTR e KJB do projeto e utilizei excertos dos dados e dos logs gerados durante os testes. Registei as capturas do Power BI durante a construção do relatório visual.</w:t>
       </w:r>
     </w:p>
     <w:p>
@@ -10510,7 +10501,7 @@
         <w:pStyle w:val="2"/>
         <w:pageBreakBefore/>
       </w:pPr>
-      <w:bookmarkStart w:id="36" w:name="_Toc26606"/>
+      <w:bookmarkStart w:id="36" w:name="_Toc1282"/>
       <w:r>
         <w:t>9 Conclusão</w:t>
       </w:r>
@@ -10964,7 +10955,7 @@
     <w:lsdException w:qFormat="1" w:unhideWhenUsed="0" w:uiPriority="29" w:semiHidden="0" w:name="Quote"/>
     <w:lsdException w:qFormat="1" w:unhideWhenUsed="0" w:uiPriority="30" w:semiHidden="0" w:name="Intense Quote"/>
     <w:lsdException w:unhideWhenUsed="0" w:uiPriority="66" w:semiHidden="0" w:name="Medium List 2 Accent 1"/>
-    <w:lsdException w:unhideWhenUsed="0" w:uiPriority="67" w:semiHidden="0" w:name="Medium Grid 1 Accent 1"/>
+    <w:lsdException w:qFormat="1" w:unhideWhenUsed="0" w:uiPriority="67" w:semiHidden="0" w:name="Medium Grid 1 Accent 1"/>
     <w:lsdException w:unhideWhenUsed="0" w:uiPriority="68" w:semiHidden="0" w:name="Medium Grid 2 Accent 1"/>
     <w:lsdException w:unhideWhenUsed="0" w:uiPriority="69" w:semiHidden="0" w:name="Medium Grid 3 Accent 1"/>
     <w:lsdException w:unhideWhenUsed="0" w:uiPriority="70" w:semiHidden="0" w:name="Dark List Accent 1"/>
@@ -11035,7 +11026,7 @@
     <w:lsdException w:unhideWhenUsed="0" w:uiPriority="65" w:semiHidden="0" w:name="Medium List 1 Accent 6"/>
     <w:lsdException w:unhideWhenUsed="0" w:uiPriority="66" w:semiHidden="0" w:name="Medium List 2 Accent 6"/>
     <w:lsdException w:unhideWhenUsed="0" w:uiPriority="67" w:semiHidden="0" w:name="Medium Grid 1 Accent 6"/>
-    <w:lsdException w:unhideWhenUsed="0" w:uiPriority="68" w:semiHidden="0" w:name="Medium Grid 2 Accent 6"/>
+    <w:lsdException w:qFormat="1" w:unhideWhenUsed="0" w:uiPriority="68" w:semiHidden="0" w:name="Medium Grid 2 Accent 6"/>
     <w:lsdException w:unhideWhenUsed="0" w:uiPriority="69" w:semiHidden="0" w:name="Medium Grid 3 Accent 6"/>
     <w:lsdException w:unhideWhenUsed="0" w:uiPriority="70" w:semiHidden="0" w:name="Dark List Accent 6"/>
     <w:lsdException w:unhideWhenUsed="0" w:uiPriority="71" w:semiHidden="0" w:name="Colorful Shading Accent 6"/>
@@ -17624,6 +17615,7 @@
   <w:style w:type="table" w:styleId="119">
     <w:name w:val="Medium Grid 1 Accent 1"/>
     <w:basedOn w:val="12"/>
+    <w:qFormat/>
     <w:uiPriority w:val="67"/>
     <w:pPr>
       <w:spacing w:after="0" w:line="240" w:lineRule="auto"/>
@@ -18854,6 +18846,7 @@
   <w:style w:type="table" w:styleId="131">
     <w:name w:val="Medium Grid 2 Accent 6"/>
     <w:basedOn w:val="12"/>
+    <w:qFormat/>
     <w:uiPriority w:val="68"/>
     <w:pPr>
       <w:spacing w:after="0" w:line="240" w:lineRule="auto"/>
